--- a/2-Dockers/1-Docker basics.docx
+++ b/2-Dockers/1-Docker basics.docx
@@ -2234,81 +2234,6 @@
               </w:rPr>
               <w:t xml:space="preserve">   (from the right column)</w:t>
             </w:r>
-            <w:r>
-              <w:rPr>
-                <w:rFonts w:ascii="Calibri" w:eastAsia="Times New Roman" w:hAnsi="Calibri" w:cs="Calibri"/>
-                <w:kern w:val="0"/>
-                <w:lang w:eastAsia="en-GB"/>
-                <w14:ligatures w14:val="none"/>
-              </w:rPr>
-              <w:br/>
-            </w:r>
-            <w:r>
-              <w:rPr>
-                <w:rFonts w:ascii="Calibri" w:eastAsia="Times New Roman" w:hAnsi="Calibri" w:cs="Calibri"/>
-                <w:color w:val="2E75B6"/>
-                <w:kern w:val="0"/>
-                <w:sz w:val="28"/>
-                <w:szCs w:val="28"/>
-                <w:lang w:eastAsia="en-GB"/>
-                <w14:ligatures w14:val="none"/>
-              </w:rPr>
-              <w:tab/>
-            </w:r>
-            <w:r>
-              <w:rPr>
-                <w:rFonts w:ascii="Calibri" w:eastAsia="Times New Roman" w:hAnsi="Calibri" w:cs="Calibri"/>
-                <w:b/>
-                <w:bCs/>
-                <w:color w:val="2E75B6"/>
-                <w:kern w:val="0"/>
-                <w:sz w:val="28"/>
-                <w:szCs w:val="28"/>
-                <w:lang w:eastAsia="en-GB"/>
-                <w14:ligatures w14:val="none"/>
-              </w:rPr>
-              <w:t>docker rm</w:t>
-            </w:r>
-            <w:r>
-              <w:rPr>
-                <w:rFonts w:ascii="Calibri" w:eastAsia="Times New Roman" w:hAnsi="Calibri" w:cs="Calibri"/>
-                <w:b/>
-                <w:bCs/>
-                <w:kern w:val="0"/>
-                <w:sz w:val="28"/>
-                <w:szCs w:val="28"/>
-                <w:lang w:eastAsia="en-GB"/>
-                <w14:ligatures w14:val="none"/>
-              </w:rPr>
-              <w:t xml:space="preserve"> &lt;docker name&gt;   </w:t>
-            </w:r>
-            <w:r>
-              <w:rPr>
-                <w:rFonts w:ascii="Calibri" w:eastAsia="Times New Roman" w:hAnsi="Calibri" w:cs="Calibri"/>
-                <w:kern w:val="0"/>
-                <w:lang w:eastAsia="en-GB"/>
-                <w14:ligatures w14:val="none"/>
-              </w:rPr>
-              <w:t xml:space="preserve">   (</w:t>
-            </w:r>
-            <w:r>
-              <w:rPr>
-                <w:rFonts w:ascii="Calibri" w:eastAsia="Times New Roman" w:hAnsi="Calibri" w:cs="Calibri"/>
-                <w:kern w:val="0"/>
-                <w:lang w:eastAsia="en-GB"/>
-                <w14:ligatures w14:val="none"/>
-              </w:rPr>
-              <w:t>from</w:t>
-            </w:r>
-            <w:r>
-              <w:rPr>
-                <w:rFonts w:ascii="Calibri" w:eastAsia="Times New Roman" w:hAnsi="Calibri" w:cs="Calibri"/>
-                <w:kern w:val="0"/>
-                <w:lang w:eastAsia="en-GB"/>
-                <w14:ligatures w14:val="none"/>
-              </w:rPr>
-              <w:t xml:space="preserve"> the right column)</w:t>
-            </w:r>
           </w:p>
           <w:p>
             <w:pPr>
@@ -2316,11 +2241,566 @@
               <w:spacing w:after="0" w:line="240" w:lineRule="auto"/>
               <w:rPr>
                 <w:rFonts w:ascii="Calibri" w:eastAsia="Times New Roman" w:hAnsi="Calibri" w:cs="Calibri"/>
-                <w:kern w:val="0"/>
+                <w:b/>
+                <w:bCs/>
+                <w:color w:val="2E75B6"/>
+                <w:kern w:val="0"/>
+                <w:sz w:val="28"/>
+                <w:szCs w:val="28"/>
                 <w:lang w:eastAsia="en-GB"/>
                 <w14:ligatures w14:val="none"/>
               </w:rPr>
             </w:pPr>
+            <w:r>
+              <w:rPr>
+                <w:rFonts w:ascii="Calibri" w:eastAsia="Times New Roman" w:hAnsi="Calibri" w:cs="Calibri"/>
+                <w:kern w:val="0"/>
+                <w:lang w:eastAsia="en-GB"/>
+                <w14:ligatures w14:val="none"/>
+              </w:rPr>
+              <w:tab/>
+            </w:r>
+            <w:r>
+              <w:rPr>
+                <w:rFonts w:ascii="Calibri" w:eastAsia="Times New Roman" w:hAnsi="Calibri" w:cs="Calibri"/>
+                <w:b/>
+                <w:bCs/>
+                <w:color w:val="2E75B6"/>
+                <w:kern w:val="0"/>
+                <w:sz w:val="28"/>
+                <w:szCs w:val="28"/>
+                <w:lang w:eastAsia="en-GB"/>
+                <w14:ligatures w14:val="none"/>
+              </w:rPr>
+              <w:t xml:space="preserve">docker </w:t>
+            </w:r>
+            <w:proofErr w:type="spellStart"/>
+            <w:r>
+              <w:rPr>
+                <w:rFonts w:ascii="Calibri" w:eastAsia="Times New Roman" w:hAnsi="Calibri" w:cs="Calibri"/>
+                <w:b/>
+                <w:bCs/>
+                <w:color w:val="2E75B6"/>
+                <w:kern w:val="0"/>
+                <w:sz w:val="28"/>
+                <w:szCs w:val="28"/>
+                <w:lang w:eastAsia="en-GB"/>
+                <w14:ligatures w14:val="none"/>
+              </w:rPr>
+              <w:t>ps</w:t>
+            </w:r>
+            <w:proofErr w:type="spellEnd"/>
+            <w:r>
+              <w:rPr>
+                <w:rFonts w:ascii="Calibri" w:eastAsia="Times New Roman" w:hAnsi="Calibri" w:cs="Calibri"/>
+                <w:b/>
+                <w:bCs/>
+                <w:color w:val="2E75B6"/>
+                <w:kern w:val="0"/>
+                <w:sz w:val="28"/>
+                <w:szCs w:val="28"/>
+                <w:lang w:eastAsia="en-GB"/>
+                <w14:ligatures w14:val="none"/>
+              </w:rPr>
+              <w:t xml:space="preserve"> </w:t>
+            </w:r>
+            <w:r>
+              <w:rPr>
+                <w:rFonts w:ascii="Calibri" w:eastAsia="Times New Roman" w:hAnsi="Calibri" w:cs="Calibri"/>
+                <w:b/>
+                <w:bCs/>
+                <w:color w:val="2E75B6"/>
+                <w:kern w:val="0"/>
+                <w:sz w:val="28"/>
+                <w:szCs w:val="28"/>
+                <w:lang w:eastAsia="en-GB"/>
+                <w14:ligatures w14:val="none"/>
+              </w:rPr>
+              <w:tab/>
+            </w:r>
+            <w:r>
+              <w:rPr>
+                <w:rFonts w:ascii="Calibri" w:eastAsia="Times New Roman" w:hAnsi="Calibri" w:cs="Calibri"/>
+                <w:b/>
+                <w:bCs/>
+                <w:color w:val="2E75B6"/>
+                <w:kern w:val="0"/>
+                <w:sz w:val="28"/>
+                <w:szCs w:val="28"/>
+                <w:lang w:eastAsia="en-GB"/>
+                <w14:ligatures w14:val="none"/>
+              </w:rPr>
+              <w:tab/>
+            </w:r>
+            <w:r>
+              <w:rPr>
+                <w:rFonts w:ascii="Calibri" w:eastAsia="Times New Roman" w:hAnsi="Calibri" w:cs="Calibri"/>
+                <w:b/>
+                <w:bCs/>
+                <w:color w:val="2E75B6"/>
+                <w:kern w:val="0"/>
+                <w:sz w:val="28"/>
+                <w:szCs w:val="28"/>
+                <w:lang w:eastAsia="en-GB"/>
+                <w14:ligatures w14:val="none"/>
+              </w:rPr>
+              <w:tab/>
+            </w:r>
+            <w:r>
+              <w:rPr>
+                <w:rFonts w:ascii="Calibri" w:eastAsia="Times New Roman" w:hAnsi="Calibri" w:cs="Calibri"/>
+                <w:b/>
+                <w:bCs/>
+                <w:color w:val="2E75B6"/>
+                <w:kern w:val="0"/>
+                <w:sz w:val="28"/>
+                <w:szCs w:val="28"/>
+                <w:lang w:eastAsia="en-GB"/>
+                <w14:ligatures w14:val="none"/>
+              </w:rPr>
+              <w:tab/>
+            </w:r>
+            <w:r>
+              <w:rPr>
+                <w:rFonts w:ascii="Calibri" w:eastAsia="Times New Roman" w:hAnsi="Calibri" w:cs="Calibri"/>
+                <w:kern w:val="0"/>
+                <w:lang w:eastAsia="en-GB"/>
+                <w14:ligatures w14:val="none"/>
+              </w:rPr>
+              <w:t>(</w:t>
+            </w:r>
+            <w:r>
+              <w:rPr>
+                <w:rFonts w:ascii="Calibri" w:eastAsia="Times New Roman" w:hAnsi="Calibri" w:cs="Calibri"/>
+                <w:kern w:val="0"/>
+                <w:lang w:eastAsia="en-GB"/>
+                <w14:ligatures w14:val="none"/>
+              </w:rPr>
+              <w:t>confirm container is no longer running</w:t>
+            </w:r>
+            <w:r>
+              <w:rPr>
+                <w:rFonts w:ascii="Calibri" w:eastAsia="Times New Roman" w:hAnsi="Calibri" w:cs="Calibri"/>
+                <w:kern w:val="0"/>
+                <w:lang w:eastAsia="en-GB"/>
+                <w14:ligatures w14:val="none"/>
+              </w:rPr>
+              <w:t>)</w:t>
+            </w:r>
+            <w:r>
+              <w:rPr>
+                <w:rFonts w:ascii="Calibri" w:eastAsia="Times New Roman" w:hAnsi="Calibri" w:cs="Calibri"/>
+                <w:kern w:val="0"/>
+                <w:lang w:eastAsia="en-GB"/>
+                <w14:ligatures w14:val="none"/>
+              </w:rPr>
+              <w:br/>
+            </w:r>
+            <w:r>
+              <w:rPr>
+                <w:rFonts w:ascii="Calibri" w:eastAsia="Times New Roman" w:hAnsi="Calibri" w:cs="Calibri"/>
+                <w:kern w:val="0"/>
+                <w:lang w:eastAsia="en-GB"/>
+                <w14:ligatures w14:val="none"/>
+              </w:rPr>
+              <w:tab/>
+            </w:r>
+            <w:r>
+              <w:rPr>
+                <w:rFonts w:ascii="Calibri" w:eastAsia="Times New Roman" w:hAnsi="Calibri" w:cs="Calibri"/>
+                <w:b/>
+                <w:bCs/>
+                <w:color w:val="2E75B6"/>
+                <w:kern w:val="0"/>
+                <w:sz w:val="28"/>
+                <w:szCs w:val="28"/>
+                <w:lang w:eastAsia="en-GB"/>
+                <w14:ligatures w14:val="none"/>
+              </w:rPr>
+              <w:t xml:space="preserve">docker </w:t>
+            </w:r>
+            <w:proofErr w:type="spellStart"/>
+            <w:r>
+              <w:rPr>
+                <w:rFonts w:ascii="Calibri" w:eastAsia="Times New Roman" w:hAnsi="Calibri" w:cs="Calibri"/>
+                <w:b/>
+                <w:bCs/>
+                <w:color w:val="2E75B6"/>
+                <w:kern w:val="0"/>
+                <w:sz w:val="28"/>
+                <w:szCs w:val="28"/>
+                <w:lang w:eastAsia="en-GB"/>
+                <w14:ligatures w14:val="none"/>
+              </w:rPr>
+              <w:t>ps</w:t>
+            </w:r>
+            <w:proofErr w:type="spellEnd"/>
+            <w:r>
+              <w:rPr>
+                <w:rFonts w:ascii="Calibri" w:eastAsia="Times New Roman" w:hAnsi="Calibri" w:cs="Calibri"/>
+                <w:b/>
+                <w:bCs/>
+                <w:color w:val="2E75B6"/>
+                <w:kern w:val="0"/>
+                <w:sz w:val="28"/>
+                <w:szCs w:val="28"/>
+                <w:lang w:eastAsia="en-GB"/>
+                <w14:ligatures w14:val="none"/>
+              </w:rPr>
+              <w:t xml:space="preserve"> </w:t>
+            </w:r>
+            <w:r>
+              <w:rPr>
+                <w:rFonts w:ascii="Calibri" w:eastAsia="Times New Roman" w:hAnsi="Calibri" w:cs="Calibri"/>
+                <w:b/>
+                <w:bCs/>
+                <w:color w:val="2E75B6"/>
+                <w:kern w:val="0"/>
+                <w:sz w:val="28"/>
+                <w:szCs w:val="28"/>
+                <w:lang w:eastAsia="en-GB"/>
+                <w14:ligatures w14:val="none"/>
+              </w:rPr>
+              <w:t>-a</w:t>
+            </w:r>
+            <w:r>
+              <w:rPr>
+                <w:rFonts w:ascii="Calibri" w:eastAsia="Times New Roman" w:hAnsi="Calibri" w:cs="Calibri"/>
+                <w:b/>
+                <w:bCs/>
+                <w:color w:val="2E75B6"/>
+                <w:kern w:val="0"/>
+                <w:sz w:val="28"/>
+                <w:szCs w:val="28"/>
+                <w:lang w:eastAsia="en-GB"/>
+                <w14:ligatures w14:val="none"/>
+              </w:rPr>
+              <w:tab/>
+            </w:r>
+            <w:r>
+              <w:rPr>
+                <w:rFonts w:ascii="Calibri" w:eastAsia="Times New Roman" w:hAnsi="Calibri" w:cs="Calibri"/>
+                <w:b/>
+                <w:bCs/>
+                <w:color w:val="2E75B6"/>
+                <w:kern w:val="0"/>
+                <w:sz w:val="28"/>
+                <w:szCs w:val="28"/>
+                <w:lang w:eastAsia="en-GB"/>
+                <w14:ligatures w14:val="none"/>
+              </w:rPr>
+              <w:tab/>
+            </w:r>
+            <w:r>
+              <w:rPr>
+                <w:rFonts w:ascii="Calibri" w:eastAsia="Times New Roman" w:hAnsi="Calibri" w:cs="Calibri"/>
+                <w:b/>
+                <w:bCs/>
+                <w:color w:val="2E75B6"/>
+                <w:kern w:val="0"/>
+                <w:sz w:val="28"/>
+                <w:szCs w:val="28"/>
+                <w:lang w:eastAsia="en-GB"/>
+                <w14:ligatures w14:val="none"/>
+              </w:rPr>
+              <w:tab/>
+            </w:r>
+            <w:r>
+              <w:rPr>
+                <w:rFonts w:ascii="Calibri" w:eastAsia="Times New Roman" w:hAnsi="Calibri" w:cs="Calibri"/>
+                <w:b/>
+                <w:bCs/>
+                <w:color w:val="2E75B6"/>
+                <w:kern w:val="0"/>
+                <w:sz w:val="28"/>
+                <w:szCs w:val="28"/>
+                <w:lang w:eastAsia="en-GB"/>
+                <w14:ligatures w14:val="none"/>
+              </w:rPr>
+              <w:tab/>
+            </w:r>
+            <w:r>
+              <w:rPr>
+                <w:rFonts w:ascii="Calibri" w:eastAsia="Times New Roman" w:hAnsi="Calibri" w:cs="Calibri"/>
+                <w:kern w:val="0"/>
+                <w:lang w:eastAsia="en-GB"/>
+                <w14:ligatures w14:val="none"/>
+              </w:rPr>
+              <w:t xml:space="preserve">(confirm container </w:t>
+            </w:r>
+            <w:r>
+              <w:rPr>
+                <w:rFonts w:ascii="Calibri" w:eastAsia="Times New Roman" w:hAnsi="Calibri" w:cs="Calibri"/>
+                <w:kern w:val="0"/>
+                <w:lang w:eastAsia="en-GB"/>
+                <w14:ligatures w14:val="none"/>
+              </w:rPr>
+              <w:t>exists but not running</w:t>
+            </w:r>
+            <w:r>
+              <w:rPr>
+                <w:rFonts w:ascii="Calibri" w:eastAsia="Times New Roman" w:hAnsi="Calibri" w:cs="Calibri"/>
+                <w:kern w:val="0"/>
+                <w:lang w:eastAsia="en-GB"/>
+                <w14:ligatures w14:val="none"/>
+              </w:rPr>
+              <w:t>)</w:t>
+            </w:r>
+            <w:r>
+              <w:rPr>
+                <w:rFonts w:ascii="Calibri" w:eastAsia="Times New Roman" w:hAnsi="Calibri" w:cs="Calibri"/>
+                <w:kern w:val="0"/>
+                <w:lang w:eastAsia="en-GB"/>
+                <w14:ligatures w14:val="none"/>
+              </w:rPr>
+              <w:br/>
+            </w:r>
+            <w:r>
+              <w:rPr>
+                <w:rFonts w:ascii="Calibri" w:eastAsia="Times New Roman" w:hAnsi="Calibri" w:cs="Calibri"/>
+                <w:color w:val="2E75B6"/>
+                <w:kern w:val="0"/>
+                <w:sz w:val="28"/>
+                <w:szCs w:val="28"/>
+                <w:lang w:eastAsia="en-GB"/>
+                <w14:ligatures w14:val="none"/>
+              </w:rPr>
+              <w:tab/>
+            </w:r>
+            <w:r>
+              <w:rPr>
+                <w:rFonts w:ascii="Calibri" w:eastAsia="Times New Roman" w:hAnsi="Calibri" w:cs="Calibri"/>
+                <w:b/>
+                <w:bCs/>
+                <w:color w:val="2E75B6"/>
+                <w:kern w:val="0"/>
+                <w:sz w:val="28"/>
+                <w:szCs w:val="28"/>
+                <w:lang w:eastAsia="en-GB"/>
+                <w14:ligatures w14:val="none"/>
+              </w:rPr>
+              <w:t>docker rm</w:t>
+            </w:r>
+            <w:r>
+              <w:rPr>
+                <w:rFonts w:ascii="Calibri" w:eastAsia="Times New Roman" w:hAnsi="Calibri" w:cs="Calibri"/>
+                <w:b/>
+                <w:bCs/>
+                <w:kern w:val="0"/>
+                <w:sz w:val="28"/>
+                <w:szCs w:val="28"/>
+                <w:lang w:eastAsia="en-GB"/>
+                <w14:ligatures w14:val="none"/>
+              </w:rPr>
+              <w:t xml:space="preserve"> &lt;docker name&gt;   </w:t>
+            </w:r>
+            <w:r>
+              <w:rPr>
+                <w:rFonts w:ascii="Calibri" w:eastAsia="Times New Roman" w:hAnsi="Calibri" w:cs="Calibri"/>
+                <w:kern w:val="0"/>
+                <w:lang w:eastAsia="en-GB"/>
+                <w14:ligatures w14:val="none"/>
+              </w:rPr>
+              <w:t xml:space="preserve">   </w:t>
+            </w:r>
+            <w:r>
+              <w:rPr>
+                <w:rFonts w:ascii="Calibri" w:eastAsia="Times New Roman" w:hAnsi="Calibri" w:cs="Calibri"/>
+                <w:kern w:val="0"/>
+                <w:lang w:eastAsia="en-GB"/>
+                <w14:ligatures w14:val="none"/>
+              </w:rPr>
+              <w:tab/>
+            </w:r>
+            <w:r>
+              <w:rPr>
+                <w:rFonts w:ascii="Calibri" w:eastAsia="Times New Roman" w:hAnsi="Calibri" w:cs="Calibri"/>
+                <w:kern w:val="0"/>
+                <w:lang w:eastAsia="en-GB"/>
+                <w14:ligatures w14:val="none"/>
+              </w:rPr>
+              <w:t>(</w:t>
+            </w:r>
+            <w:r>
+              <w:rPr>
+                <w:rFonts w:ascii="Calibri" w:eastAsia="Times New Roman" w:hAnsi="Calibri" w:cs="Calibri"/>
+                <w:kern w:val="0"/>
+                <w:lang w:eastAsia="en-GB"/>
+                <w14:ligatures w14:val="none"/>
+              </w:rPr>
+              <w:t>from</w:t>
+            </w:r>
+            <w:r>
+              <w:rPr>
+                <w:rFonts w:ascii="Calibri" w:eastAsia="Times New Roman" w:hAnsi="Calibri" w:cs="Calibri"/>
+                <w:kern w:val="0"/>
+                <w:lang w:eastAsia="en-GB"/>
+                <w14:ligatures w14:val="none"/>
+              </w:rPr>
+              <w:t xml:space="preserve"> the right column)</w:t>
+            </w:r>
+          </w:p>
+          <w:p>
+            <w:pPr>
+              <w:pStyle w:val="ListParagraph"/>
+              <w:spacing w:after="0" w:line="240" w:lineRule="auto"/>
+              <w:rPr>
+                <w:rFonts w:ascii="Calibri" w:eastAsia="Times New Roman" w:hAnsi="Calibri" w:cs="Calibri"/>
+                <w:kern w:val="0"/>
+                <w:lang w:eastAsia="en-GB"/>
+                <w14:ligatures w14:val="none"/>
+              </w:rPr>
+            </w:pPr>
+            <w:r>
+              <w:rPr>
+                <w:rFonts w:ascii="Calibri" w:eastAsia="Times New Roman" w:hAnsi="Calibri" w:cs="Calibri"/>
+                <w:b/>
+                <w:bCs/>
+                <w:color w:val="2E75B6"/>
+                <w:kern w:val="0"/>
+                <w:sz w:val="28"/>
+                <w:szCs w:val="28"/>
+                <w:lang w:eastAsia="en-GB"/>
+                <w14:ligatures w14:val="none"/>
+              </w:rPr>
+              <w:tab/>
+            </w:r>
+            <w:r>
+              <w:rPr>
+                <w:rFonts w:ascii="Calibri" w:eastAsia="Times New Roman" w:hAnsi="Calibri" w:cs="Calibri"/>
+                <w:b/>
+                <w:bCs/>
+                <w:color w:val="2E75B6"/>
+                <w:kern w:val="0"/>
+                <w:sz w:val="28"/>
+                <w:szCs w:val="28"/>
+                <w:lang w:eastAsia="en-GB"/>
+                <w14:ligatures w14:val="none"/>
+              </w:rPr>
+              <w:t xml:space="preserve">docker </w:t>
+            </w:r>
+            <w:proofErr w:type="spellStart"/>
+            <w:r>
+              <w:rPr>
+                <w:rFonts w:ascii="Calibri" w:eastAsia="Times New Roman" w:hAnsi="Calibri" w:cs="Calibri"/>
+                <w:b/>
+                <w:bCs/>
+                <w:color w:val="2E75B6"/>
+                <w:kern w:val="0"/>
+                <w:sz w:val="28"/>
+                <w:szCs w:val="28"/>
+                <w:lang w:eastAsia="en-GB"/>
+                <w14:ligatures w14:val="none"/>
+              </w:rPr>
+              <w:t>ps</w:t>
+            </w:r>
+            <w:proofErr w:type="spellEnd"/>
+            <w:r>
+              <w:rPr>
+                <w:rFonts w:ascii="Calibri" w:eastAsia="Times New Roman" w:hAnsi="Calibri" w:cs="Calibri"/>
+                <w:b/>
+                <w:bCs/>
+                <w:color w:val="2E75B6"/>
+                <w:kern w:val="0"/>
+                <w:sz w:val="28"/>
+                <w:szCs w:val="28"/>
+                <w:lang w:eastAsia="en-GB"/>
+                <w14:ligatures w14:val="none"/>
+              </w:rPr>
+              <w:t xml:space="preserve"> -a</w:t>
+            </w:r>
+            <w:r>
+              <w:rPr>
+                <w:rFonts w:ascii="Calibri" w:eastAsia="Times New Roman" w:hAnsi="Calibri" w:cs="Calibri"/>
+                <w:b/>
+                <w:bCs/>
+                <w:color w:val="2E75B6"/>
+                <w:kern w:val="0"/>
+                <w:sz w:val="28"/>
+                <w:szCs w:val="28"/>
+                <w:lang w:eastAsia="en-GB"/>
+                <w14:ligatures w14:val="none"/>
+              </w:rPr>
+              <w:tab/>
+            </w:r>
+            <w:r>
+              <w:rPr>
+                <w:rFonts w:ascii="Calibri" w:eastAsia="Times New Roman" w:hAnsi="Calibri" w:cs="Calibri"/>
+                <w:b/>
+                <w:bCs/>
+                <w:color w:val="2E75B6"/>
+                <w:kern w:val="0"/>
+                <w:sz w:val="28"/>
+                <w:szCs w:val="28"/>
+                <w:lang w:eastAsia="en-GB"/>
+                <w14:ligatures w14:val="none"/>
+              </w:rPr>
+              <w:tab/>
+            </w:r>
+            <w:r>
+              <w:rPr>
+                <w:rFonts w:ascii="Calibri" w:eastAsia="Times New Roman" w:hAnsi="Calibri" w:cs="Calibri"/>
+                <w:b/>
+                <w:bCs/>
+                <w:color w:val="2E75B6"/>
+                <w:kern w:val="0"/>
+                <w:sz w:val="28"/>
+                <w:szCs w:val="28"/>
+                <w:lang w:eastAsia="en-GB"/>
+                <w14:ligatures w14:val="none"/>
+              </w:rPr>
+              <w:tab/>
+            </w:r>
+            <w:r>
+              <w:rPr>
+                <w:rFonts w:ascii="Calibri" w:eastAsia="Times New Roman" w:hAnsi="Calibri" w:cs="Calibri"/>
+                <w:b/>
+                <w:bCs/>
+                <w:color w:val="2E75B6"/>
+                <w:kern w:val="0"/>
+                <w:sz w:val="28"/>
+                <w:szCs w:val="28"/>
+                <w:lang w:eastAsia="en-GB"/>
+                <w14:ligatures w14:val="none"/>
+              </w:rPr>
+              <w:tab/>
+            </w:r>
+            <w:r>
+              <w:rPr>
+                <w:rFonts w:ascii="Calibri" w:eastAsia="Times New Roman" w:hAnsi="Calibri" w:cs="Calibri"/>
+                <w:kern w:val="0"/>
+                <w:lang w:eastAsia="en-GB"/>
+                <w14:ligatures w14:val="none"/>
+              </w:rPr>
+              <w:t xml:space="preserve">(confirm container </w:t>
+            </w:r>
+            <w:r>
+              <w:rPr>
+                <w:rFonts w:ascii="Calibri" w:eastAsia="Times New Roman" w:hAnsi="Calibri" w:cs="Calibri"/>
+                <w:kern w:val="0"/>
+                <w:lang w:eastAsia="en-GB"/>
+                <w14:ligatures w14:val="none"/>
+              </w:rPr>
+              <w:t>is completely removed</w:t>
+            </w:r>
+            <w:r>
+              <w:rPr>
+                <w:rFonts w:ascii="Calibri" w:eastAsia="Times New Roman" w:hAnsi="Calibri" w:cs="Calibri"/>
+                <w:kern w:val="0"/>
+                <w:lang w:eastAsia="en-GB"/>
+                <w14:ligatures w14:val="none"/>
+              </w:rPr>
+              <w:t>)</w:t>
+            </w:r>
+            <w:r>
+              <w:rPr>
+                <w:rFonts w:ascii="Calibri" w:eastAsia="Times New Roman" w:hAnsi="Calibri" w:cs="Calibri"/>
+                <w:kern w:val="0"/>
+                <w:lang w:eastAsia="en-GB"/>
+                <w14:ligatures w14:val="none"/>
+              </w:rPr>
+              <w:br/>
+            </w:r>
           </w:p>
           <w:p>
             <w:pPr>
@@ -3158,6 +3638,7 @@
                 <w:rFonts w:eastAsia="Times New Roman"/>
                 <w:lang w:eastAsia="en-GB"/>
               </w:rPr>
+              <w:lastRenderedPageBreak/>
               <w:t>Search Docker Hub from the command line</w:t>
             </w:r>
           </w:p>
@@ -3290,7 +3771,6 @@
                 <w:lang w:eastAsia="en-GB"/>
                 <w14:ligatures w14:val="none"/>
               </w:rPr>
-              <w:lastRenderedPageBreak/>
               <w:t>Search for possible images</w:t>
             </w:r>
             <w:r>
@@ -3751,6 +4231,35 @@
           </w:p>
         </w:tc>
       </w:tr>
+      <w:tr>
+        <w:tc>
+          <w:tcPr>
+            <w:tcW w:w="9026" w:type="dxa"/>
+            <w:tcMar>
+              <w:top w:w="80" w:type="dxa"/>
+              <w:left w:w="80" w:type="dxa"/>
+              <w:bottom w:w="80" w:type="dxa"/>
+              <w:right w:w="80" w:type="dxa"/>
+            </w:tcMar>
+          </w:tcPr>
+          <w:p>
+            <w:pPr>
+              <w:pStyle w:val="ListParagraph"/>
+              <w:numPr>
+                <w:ilvl w:val="0"/>
+                <w:numId w:val="2"/>
+              </w:numPr>
+              <w:spacing w:after="0" w:line="240" w:lineRule="auto"/>
+              <w:rPr>
+                <w:rFonts w:ascii="Calibri" w:eastAsia="Times New Roman" w:hAnsi="Calibri" w:cs="Calibri"/>
+                <w:kern w:val="0"/>
+                <w:lang w:eastAsia="en-GB"/>
+                <w14:ligatures w14:val="none"/>
+              </w:rPr>
+            </w:pPr>
+          </w:p>
+        </w:tc>
+      </w:tr>
     </w:tbl>
     <w:p>
       <w:pPr>
@@ -3774,7 +4283,6 @@
           <w:lang w:eastAsia="en-GB"/>
           <w14:ligatures w14:val="none"/>
         </w:rPr>
-        <w:lastRenderedPageBreak/>
         <w:t xml:space="preserve">Push this image to your Docker Hub. </w:t>
       </w:r>
       <w:r>
@@ -4908,17 +5416,7 @@
           <w:lang w:eastAsia="en-GB"/>
           <w14:ligatures w14:val="none"/>
         </w:rPr>
-        <w:t xml:space="preserve"> The following command runs a bash </w:t>
-      </w:r>
-      <w:r>
-        <w:rPr>
-          <w:rFonts w:ascii="Calibri" w:eastAsia="Times New Roman" w:hAnsi="Calibri" w:cs="Calibri"/>
-          <w:kern w:val="0"/>
-          <w:lang w:eastAsia="en-GB"/>
-          <w14:ligatures w14:val="none"/>
-        </w:rPr>
-        <w:lastRenderedPageBreak/>
-        <w:t>command which is the Unix’s shell command (terminal)</w:t>
+        <w:t xml:space="preserve"> The following command runs a bash command which is the Unix’s shell command (terminal)</w:t>
       </w:r>
       <w:r>
         <w:rPr>
